--- a/dist/resumes.mileinyvaldez.docx
+++ b/dist/resumes.mileinyvaldez.docx
@@ -81,6 +81,17 @@
         </w:rPr>
         <w:t xml:space="preserve"> </w:t>
       </w:r>
+      <w:hyperlink r:id="rId6" w:history="1">
+        <w:r>
+          <w:rPr>
+            <w:rStyle w:val="Hyperlink"/>
+            <w:rFonts w:ascii="Times New Roman" w:eastAsia="Times New Roman" w:hAnsi="Times New Roman" w:cs="Times New Roman"/>
+            <w:sz w:val="28"/>
+            <w:szCs w:val="28"/>
+          </w:rPr>
+          <w:t>mileinygreys_402@hotmail.com</w:t>
+        </w:r>
+      </w:hyperlink>
       <w:r>
         <w:rPr>
           <w:rFonts w:ascii="Times New Roman" w:eastAsia="Times New Roman" w:hAnsi="Times New Roman" w:cs="Times New Roman"/>
@@ -88,32 +99,8 @@
           <w:sz w:val="28"/>
           <w:szCs w:val="28"/>
         </w:rPr>
-        <w:t xml:space="preserve">mileinygreys_402@hotmail.com </w:t>
-      </w:r>
-      <w:sdt>
-        <w:sdtPr>
-          <w:rPr>
-            <w:rFonts w:ascii="Times New Roman" w:hAnsi="Times New Roman" w:cs="Times New Roman"/>
-            <w:color w:val="000000" w:themeColor="text1"/>
-            <w:sz w:val="28"/>
-            <w:szCs w:val="28"/>
-          </w:rPr>
-          <w:tag w:val="goog_rdk_3"/>
-          <w:id w:val="-543059390"/>
-        </w:sdtPr>
-        <w:sdtContent>
-          <w:r>
-            <w:rPr>
-              <w:rFonts w:ascii="Times New Roman" w:eastAsia="Arial Unicode MS" w:hAnsi="Times New Roman" w:cs="Times New Roman"/>
-              <w:color w:val="000000" w:themeColor="text1"/>
-              <w:sz w:val="28"/>
-              <w:szCs w:val="28"/>
-              <w:highlight w:val="white"/>
-            </w:rPr>
-            <w:t xml:space="preserve">♦ </w:t>
-          </w:r>
-        </w:sdtContent>
-      </w:sdt>
+        <w:t xml:space="preserve"> </w:t>
+      </w:r>
       <w:r>
         <w:rPr>
           <w:rFonts w:ascii="Times New Roman" w:eastAsia="Times New Roman" w:hAnsi="Times New Roman" w:cs="Times New Roman"/>
@@ -121,7 +108,7 @@
           <w:sz w:val="28"/>
           <w:szCs w:val="28"/>
         </w:rPr>
-        <w:t xml:space="preserve"> Bronx, New York </w:t>
+        <w:t xml:space="preserve">Bronx, New York </w:t>
       </w:r>
       <w:sdt>
         <w:sdtPr>
@@ -145,9 +132,51 @@
             </w:rPr>
             <w:t>♦</w:t>
           </w:r>
+          <w:r>
+            <w:rPr>
+              <w:rFonts w:ascii="Times New Roman" w:hAnsi="Times New Roman" w:cs="Times New Roman"/>
+              <w:color w:val="000000" w:themeColor="text1"/>
+              <w:sz w:val="28"/>
+              <w:szCs w:val="28"/>
+            </w:rPr>
+            <w:t xml:space="preserve">Portfolio: </w:t>
+          </w:r>
+          <w:hyperlink r:id="rId7" w:history="1">
+            <w:r>
+              <w:rPr>
+                <w:rStyle w:val="Hyperlink"/>
+                <w:rFonts w:ascii="Segoe UI" w:hAnsi="Segoe UI" w:cs="Segoe UI"/>
+                <w:color w:val="0969DA"/>
+                <w:sz w:val="21"/>
+                <w:szCs w:val="21"/>
+                <w:shd w:val="clear" w:color="auto" w:fill="FFFFFF"/>
+              </w:rPr>
+              <w:t>https://mileiny-portfolio-valdez.vercel.app/</w:t>
+            </w:r>
+          </w:hyperlink>
+          <w:r>
+            <w:rPr>
+              <w:rFonts w:ascii="Times New Roman" w:eastAsia="Arial Unicode MS" w:hAnsi="Times New Roman" w:cs="Times New Roman"/>
+              <w:color w:val="000000" w:themeColor="text1"/>
+              <w:sz w:val="28"/>
+              <w:szCs w:val="28"/>
+              <w:highlight w:val="white"/>
+            </w:rPr>
+            <w:t xml:space="preserve"> </w:t>
+          </w:r>
+          <w:r>
+            <w:rPr>
+              <w:rFonts w:ascii="Times New Roman" w:eastAsia="Arial Unicode MS" w:hAnsi="Times New Roman" w:cs="Times New Roman"/>
+              <w:color w:val="000000" w:themeColor="text1"/>
+              <w:sz w:val="28"/>
+              <w:szCs w:val="28"/>
+              <w:highlight w:val="white"/>
+            </w:rPr>
+            <w:t>♦</w:t>
+          </w:r>
         </w:sdtContent>
       </w:sdt>
-      <w:hyperlink r:id="rId6">
+      <w:hyperlink r:id="rId8">
         <w:r>
           <w:rPr>
             <w:rFonts w:ascii="Times New Roman" w:eastAsia="Times New Roman" w:hAnsi="Times New Roman" w:cs="Times New Roman"/>
@@ -188,11 +217,11 @@
               <w:szCs w:val="28"/>
               <w:highlight w:val="white"/>
             </w:rPr>
-            <w:t xml:space="preserve">♦ </w:t>
+            <w:t>♦</w:t>
           </w:r>
         </w:sdtContent>
       </w:sdt>
-      <w:hyperlink r:id="rId7">
+      <w:hyperlink r:id="rId9">
         <w:r>
           <w:rPr>
             <w:rFonts w:ascii="Times New Roman" w:eastAsia="Times New Roman" w:hAnsi="Times New Roman" w:cs="Times New Roman"/>
@@ -1934,7 +1963,7 @@
         </w:rPr>
         <w:t xml:space="preserve">HTML, CSS, JavaScript, </w:t>
       </w:r>
-      <w:hyperlink r:id="rId8">
+      <w:hyperlink r:id="rId10">
         <w:r>
           <w:rPr>
             <w:rFonts w:ascii="Times New Roman" w:eastAsia="Times New Roman" w:hAnsi="Times New Roman" w:cs="Times New Roman"/>
